--- a/web-app/files/docx_templates/APUNTSZDCCZ1 00112-10-05_Aneks do UN_DCC zmiana warunkow_TEMPLATE.docx
+++ b/web-app/files/docx_templates/APUNTSZDCCZ1 00112-10-05_Aneks do UN_DCC zmiana warunkow_TEMPLATE.docx
@@ -88,7 +88,7 @@
           <w:szCs w:val="18"/>
           <w:lang w:val="pl-PL"/>
         </w:rPr>
-        <w:instrText xml:space="preserve"> MERGEFIELD $d.DataPodpisaniaAneksu \* MERGEFORMAT </w:instrText>
+        <w:instrText xml:space="preserve"> MERGEFIELD  $d.dataPodpisaniaAneksuPOZ  \* MERGEFORMAT </w:instrText>
       </w:r>
       <w:r>
         <w:rPr>
@@ -109,7 +109,7 @@
           <w:szCs w:val="18"/>
           <w:lang w:val="pl-PL"/>
         </w:rPr>
-        <w:t>«$d.DataPodpisaniaAneksu»</w:t>
+        <w:t>«$d.dataPodpisaniaAneksuPOZ»</w:t>
       </w:r>
       <w:r>
         <w:rPr>
@@ -121,6 +121,8 @@
         </w:rPr>
         <w:fldChar w:fldCharType="end"/>
       </w:r>
+      <w:bookmarkStart w:id="0" w:name="_GoBack"/>
+      <w:bookmarkEnd w:id="0"/>
       <w:r>
         <w:rPr>
           <w:rFonts w:ascii="Arial" w:hAnsi="Arial" w:cs="Arial"/>
@@ -1180,19 +1182,7 @@
                 <w:szCs w:val="16"/>
                 <w:lang w:val="pl-PL"/>
               </w:rPr>
-              <w:t>«$d.OplataZaTransakcjeInternetow</w:t>
-            </w:r>
-            <w:bookmarkStart w:id="0" w:name="_GoBack"/>
-            <w:bookmarkEnd w:id="0"/>
-            <w:r>
-              <w:rPr>
-                <w:rFonts w:ascii="Arial" w:hAnsi="Arial" w:cs="Arial"/>
-                <w:noProof/>
-                <w:sz w:val="16"/>
-                <w:szCs w:val="16"/>
-                <w:lang w:val="pl-PL"/>
-              </w:rPr>
-              <w:t>e»</w:t>
+              <w:t>«$d.OplataZaTransakcjeInternetowe»</w:t>
             </w:r>
             <w:r>
               <w:rPr>
@@ -3105,7 +3095,7 @@
           <v:imagedata r:id="rId2" o:title=""/>
           <w10:wrap type="topAndBottom"/>
         </v:shape>
-        <o:OLEObject Type="Embed" ProgID="MSPhotoEd.3" ShapeID="_x0000_s2049" DrawAspect="Content" ObjectID="_1436685916" r:id="rId3"/>
+        <o:OLEObject Type="Embed" ProgID="MSPhotoEd.3" ShapeID="_x0000_s2049" DrawAspect="Content" ObjectID="_1437815201" r:id="rId3"/>
       </w:pict>
     </w:r>
   </w:p>
